--- a/SoluoPrint_CSCD602_Submission/Testing_Report.docx
+++ b/SoluoPrint_CSCD602_Submission/Testing_Report.docx
@@ -16,6 +16,21 @@
           <w:sz w:val="36"/>
         </w:rPr>
         <w:t>Software Quality Assurance &amp; Testing Report</w:t>
+      </w:r>
+    </w:p>
+    <w:p>
+      <w:pPr>
+        <w:spacing w:line="360" w:lineRule="auto" w:after="160"/>
+      </w:pPr>
+      <w:r>
+        <w:rPr>
+          <w:rFonts w:ascii="Times New Roman" w:hAnsi="Times New Roman"/>
+          <w:b/>
+          <w:i w:val="0"/>
+          <w:color w:val="000000"/>
+          <w:sz w:val="24"/>
+        </w:rPr>
+        <w:t>Project Title: SoluoPrint - Advanced Print Shop Management System</w:t>
       </w:r>
     </w:p>
     <w:p>
@@ -511,7 +526,7 @@
                 <w:color w:val="000000"/>
                 <w:sz w:val="20"/>
               </w:rPr>
-              <w:t>Login via /customer-login with CUST-AGAT-2837. Validates against customers table.</w:t>
+              <w:t>Login via /customer-login with CUST-BENM-8564 / r1i9kpvb. Validates against customers table.</w:t>
             </w:r>
           </w:p>
         </w:tc>
@@ -939,7 +954,7 @@
                 <w:color w:val="000000"/>
                 <w:sz w:val="20"/>
               </w:rPr>
-              <w:t>Dispatch payment receipt SMS via sms.js. Message contains customer name &amp; payment amount.</w:t>
+              <w:t>Dispatch payment receipt SMS via sms.js. Message strictly follows SMSGH template.</w:t>
             </w:r>
           </w:p>
         </w:tc>
@@ -1132,7 +1147,7 @@
                 <w:color w:val="000000"/>
                 <w:sz w:val="20"/>
               </w:rPr>
-              <w:t>Export Toolbar PDF</w:t>
+              <w:t>Payment Gateway Settings</w:t>
             </w:r>
           </w:p>
         </w:tc>
@@ -1153,7 +1168,7 @@
                 <w:color w:val="000000"/>
                 <w:sz w:val="20"/>
               </w:rPr>
-              <w:t>Export Revenue Report page to PDF. PDF includes visual canvas graphics and table.</w:t>
+              <w:t>Configure Hubtel, Paystack, and Flutterwave API keys in settings.</w:t>
             </w:r>
           </w:p>
         </w:tc>
@@ -1195,7 +1210,7 @@
                 <w:color w:val="000000"/>
                 <w:sz w:val="20"/>
               </w:rPr>
-              <w:t>Defect: Black canvas compositing. Fix: Standardized beforeDraw canvas wiping compositing.</w:t>
+              <w:t>Verified. Gateway keys stored in settings table.</w:t>
             </w:r>
           </w:p>
         </w:tc>
@@ -1239,7 +1254,7 @@
                 <w:color w:val="000000"/>
                 <w:sz w:val="20"/>
               </w:rPr>
-              <w:t>Responsive Layout</w:t>
+              <w:t>Export Toolbar PDF</w:t>
             </w:r>
           </w:p>
         </w:tc>
@@ -1260,7 +1275,7 @@
                 <w:color w:val="000000"/>
                 <w:sz w:val="20"/>
               </w:rPr>
-              <w:t>Resize viewport to 1024px. Grid cards collapse to 1 column without overlapping.</w:t>
+              <w:t>Export Revenue Report page to PDF. PDF includes visual canvas graphics and table.</w:t>
             </w:r>
           </w:p>
         </w:tc>
@@ -1302,7 +1317,7 @@
                 <w:color w:val="000000"/>
                 <w:sz w:val="20"/>
               </w:rPr>
-              <w:t>Defect: Income/Expense card overlap. Fix: Added max-width 1200px 1fr grid rules.</w:t>
+              <w:t>Defect: Black canvas compositing. Fix: Standardized beforeDraw canvas wiping compositing.</w:t>
             </w:r>
           </w:p>
         </w:tc>

--- a/SoluoPrint_CSCD602_Submission/Testing_Report.docx
+++ b/SoluoPrint_CSCD602_Submission/Testing_Report.docx
@@ -1322,6 +1322,434 @@
           </w:p>
         </w:tc>
       </w:tr>
+      <w:tr>
+        <w:tc>
+          <w:tcPr>
+            <w:tcW w:type="dxa" w:w="1728"/>
+            <w:shd w:fill="FFFFFF"/>
+          </w:tcPr>
+          <w:p>
+            <w:pPr>
+              <w:spacing w:line="288" w:lineRule="auto" w:after="40"/>
+            </w:pPr>
+            <w:r>
+              <w:rPr>
+                <w:rFonts w:ascii="Times New Roman" w:hAnsi="Times New Roman"/>
+                <w:b w:val="0"/>
+                <w:i w:val="0"/>
+                <w:color w:val="000000"/>
+                <w:sz w:val="20"/>
+              </w:rPr>
+              <w:t>TC-11</w:t>
+            </w:r>
+          </w:p>
+        </w:tc>
+        <w:tc>
+          <w:tcPr>
+            <w:tcW w:type="dxa" w:w="1728"/>
+            <w:shd w:fill="FFFFFF"/>
+          </w:tcPr>
+          <w:p>
+            <w:pPr>
+              <w:spacing w:line="288" w:lineRule="auto" w:after="40"/>
+            </w:pPr>
+            <w:r>
+              <w:rPr>
+                <w:rFonts w:ascii="Times New Roman" w:hAnsi="Times New Roman"/>
+                <w:b w:val="0"/>
+                <w:i w:val="0"/>
+                <w:color w:val="000000"/>
+                <w:sz w:val="20"/>
+              </w:rPr>
+              <w:t>Add User to Company</w:t>
+            </w:r>
+          </w:p>
+        </w:tc>
+        <w:tc>
+          <w:tcPr>
+            <w:tcW w:type="dxa" w:w="1728"/>
+            <w:shd w:fill="FFFFFF"/>
+          </w:tcPr>
+          <w:p>
+            <w:pPr>
+              <w:spacing w:line="288" w:lineRule="auto" w:after="40"/>
+            </w:pPr>
+            <w:r>
+              <w:rPr>
+                <w:rFonts w:ascii="Times New Roman" w:hAnsi="Times New Roman"/>
+                <w:b w:val="0"/>
+                <w:i w:val="0"/>
+                <w:color w:val="000000"/>
+                <w:sz w:val="20"/>
+              </w:rPr>
+              <w:t>Create a new staff user from User Management. Auto-generate credentials when email/password omitted.</w:t>
+            </w:r>
+          </w:p>
+        </w:tc>
+        <w:tc>
+          <w:tcPr>
+            <w:tcW w:type="dxa" w:w="1728"/>
+            <w:shd w:fill="FFFFFF"/>
+          </w:tcPr>
+          <w:p>
+            <w:pPr>
+              <w:spacing w:line="288" w:lineRule="auto" w:after="40"/>
+            </w:pPr>
+            <w:r>
+              <w:rPr>
+                <w:rFonts w:ascii="Times New Roman" w:hAnsi="Times New Roman"/>
+                <w:b w:val="0"/>
+                <w:i w:val="0"/>
+                <w:color w:val="000000"/>
+                <w:sz w:val="20"/>
+              </w:rPr>
+              <w:t>PASS</w:t>
+            </w:r>
+          </w:p>
+        </w:tc>
+        <w:tc>
+          <w:tcPr>
+            <w:tcW w:type="dxa" w:w="1728"/>
+            <w:shd w:fill="FFFFFF"/>
+          </w:tcPr>
+          <w:p>
+            <w:pPr>
+              <w:spacing w:line="288" w:lineRule="auto" w:after="40"/>
+            </w:pPr>
+            <w:r>
+              <w:rPr>
+                <w:rFonts w:ascii="Times New Roman" w:hAnsi="Times New Roman"/>
+                <w:b w:val="0"/>
+                <w:i w:val="0"/>
+                <w:color w:val="000000"/>
+                <w:sz w:val="20"/>
+              </w:rPr>
+              <w:t>Defect: toast.error() crash. Fix: Switched to showToast() + added direct profile insert fallback.</w:t>
+            </w:r>
+          </w:p>
+        </w:tc>
+      </w:tr>
+      <w:tr>
+        <w:tc>
+          <w:tcPr>
+            <w:tcW w:type="dxa" w:w="1728"/>
+            <w:shd w:fill="F8FAFC"/>
+          </w:tcPr>
+          <w:p>
+            <w:pPr>
+              <w:spacing w:line="288" w:lineRule="auto" w:after="40"/>
+            </w:pPr>
+            <w:r>
+              <w:rPr>
+                <w:rFonts w:ascii="Times New Roman" w:hAnsi="Times New Roman"/>
+                <w:b w:val="0"/>
+                <w:i w:val="0"/>
+                <w:color w:val="000000"/>
+                <w:sz w:val="20"/>
+              </w:rPr>
+              <w:t>TC-12</w:t>
+            </w:r>
+          </w:p>
+        </w:tc>
+        <w:tc>
+          <w:tcPr>
+            <w:tcW w:type="dxa" w:w="1728"/>
+            <w:shd w:fill="F8FAFC"/>
+          </w:tcPr>
+          <w:p>
+            <w:pPr>
+              <w:spacing w:line="288" w:lineRule="auto" w:after="40"/>
+            </w:pPr>
+            <w:r>
+              <w:rPr>
+                <w:rFonts w:ascii="Times New Roman" w:hAnsi="Times New Roman"/>
+                <w:b w:val="0"/>
+                <w:i w:val="0"/>
+                <w:color w:val="000000"/>
+                <w:sz w:val="20"/>
+              </w:rPr>
+              <w:t>Customer Portal Job Upload</w:t>
+            </w:r>
+          </w:p>
+        </w:tc>
+        <w:tc>
+          <w:tcPr>
+            <w:tcW w:type="dxa" w:w="1728"/>
+            <w:shd w:fill="F8FAFC"/>
+          </w:tcPr>
+          <w:p>
+            <w:pPr>
+              <w:spacing w:line="288" w:lineRule="auto" w:after="40"/>
+            </w:pPr>
+            <w:r>
+              <w:rPr>
+                <w:rFonts w:ascii="Times New Roman" w:hAnsi="Times New Roman"/>
+                <w:b w:val="0"/>
+                <w:i w:val="0"/>
+                <w:color w:val="000000"/>
+                <w:sz w:val="20"/>
+              </w:rPr>
+              <w:t>Customer submits job with artwork files from portal. Files stored via PHP or Supabase Storage fallback.</w:t>
+            </w:r>
+          </w:p>
+        </w:tc>
+        <w:tc>
+          <w:tcPr>
+            <w:tcW w:type="dxa" w:w="1728"/>
+            <w:shd w:fill="F8FAFC"/>
+          </w:tcPr>
+          <w:p>
+            <w:pPr>
+              <w:spacing w:line="288" w:lineRule="auto" w:after="40"/>
+            </w:pPr>
+            <w:r>
+              <w:rPr>
+                <w:rFonts w:ascii="Times New Roman" w:hAnsi="Times New Roman"/>
+                <w:b w:val="0"/>
+                <w:i w:val="0"/>
+                <w:color w:val="000000"/>
+                <w:sz w:val="20"/>
+              </w:rPr>
+              <w:t>PASS</w:t>
+            </w:r>
+          </w:p>
+        </w:tc>
+        <w:tc>
+          <w:tcPr>
+            <w:tcW w:type="dxa" w:w="1728"/>
+            <w:shd w:fill="F8FAFC"/>
+          </w:tcPr>
+          <w:p>
+            <w:pPr>
+              <w:spacing w:line="288" w:lineRule="auto" w:after="40"/>
+            </w:pPr>
+            <w:r>
+              <w:rPr>
+                <w:rFonts w:ascii="Times New Roman" w:hAnsi="Times New Roman"/>
+                <w:b w:val="0"/>
+                <w:i w:val="0"/>
+                <w:color w:val="000000"/>
+                <w:sz w:val="20"/>
+              </w:rPr>
+              <w:t>Defect: PHP 404 on localhost. Fix: Added Supabase Storage fallback upload path.</w:t>
+            </w:r>
+          </w:p>
+        </w:tc>
+      </w:tr>
+      <w:tr>
+        <w:tc>
+          <w:tcPr>
+            <w:tcW w:type="dxa" w:w="1728"/>
+            <w:shd w:fill="FFFFFF"/>
+          </w:tcPr>
+          <w:p>
+            <w:pPr>
+              <w:spacing w:line="288" w:lineRule="auto" w:after="40"/>
+            </w:pPr>
+            <w:r>
+              <w:rPr>
+                <w:rFonts w:ascii="Times New Roman" w:hAnsi="Times New Roman"/>
+                <w:b w:val="0"/>
+                <w:i w:val="0"/>
+                <w:color w:val="000000"/>
+                <w:sz w:val="20"/>
+              </w:rPr>
+              <w:t>TC-13</w:t>
+            </w:r>
+          </w:p>
+        </w:tc>
+        <w:tc>
+          <w:tcPr>
+            <w:tcW w:type="dxa" w:w="1728"/>
+            <w:shd w:fill="FFFFFF"/>
+          </w:tcPr>
+          <w:p>
+            <w:pPr>
+              <w:spacing w:line="288" w:lineRule="auto" w:after="40"/>
+            </w:pPr>
+            <w:r>
+              <w:rPr>
+                <w:rFonts w:ascii="Times New Roman" w:hAnsi="Times New Roman"/>
+                <w:b w:val="0"/>
+                <w:i w:val="0"/>
+                <w:color w:val="000000"/>
+                <w:sz w:val="20"/>
+              </w:rPr>
+              <w:t>Customer Online Payment</w:t>
+            </w:r>
+          </w:p>
+        </w:tc>
+        <w:tc>
+          <w:tcPr>
+            <w:tcW w:type="dxa" w:w="1728"/>
+            <w:shd w:fill="FFFFFF"/>
+          </w:tcPr>
+          <w:p>
+            <w:pPr>
+              <w:spacing w:line="288" w:lineRule="auto" w:after="40"/>
+            </w:pPr>
+            <w:r>
+              <w:rPr>
+                <w:rFonts w:ascii="Times New Roman" w:hAnsi="Times New Roman"/>
+                <w:b w:val="0"/>
+                <w:i w:val="0"/>
+                <w:color w:val="000000"/>
+                <w:sz w:val="20"/>
+              </w:rPr>
+              <w:t>Customer pays outstanding balance via Paystack/Hubtel/Flutterwave from portal dashboard.</w:t>
+            </w:r>
+          </w:p>
+        </w:tc>
+        <w:tc>
+          <w:tcPr>
+            <w:tcW w:type="dxa" w:w="1728"/>
+            <w:shd w:fill="FFFFFF"/>
+          </w:tcPr>
+          <w:p>
+            <w:pPr>
+              <w:spacing w:line="288" w:lineRule="auto" w:after="40"/>
+            </w:pPr>
+            <w:r>
+              <w:rPr>
+                <w:rFonts w:ascii="Times New Roman" w:hAnsi="Times New Roman"/>
+                <w:b w:val="0"/>
+                <w:i w:val="0"/>
+                <w:color w:val="000000"/>
+                <w:sz w:val="20"/>
+              </w:rPr>
+              <w:t>PASS</w:t>
+            </w:r>
+          </w:p>
+        </w:tc>
+        <w:tc>
+          <w:tcPr>
+            <w:tcW w:type="dxa" w:w="1728"/>
+            <w:shd w:fill="FFFFFF"/>
+          </w:tcPr>
+          <w:p>
+            <w:pPr>
+              <w:spacing w:line="288" w:lineRule="auto" w:after="40"/>
+            </w:pPr>
+            <w:r>
+              <w:rPr>
+                <w:rFonts w:ascii="Times New Roman" w:hAnsi="Times New Roman"/>
+                <w:b w:val="0"/>
+                <w:i w:val="0"/>
+                <w:color w:val="000000"/>
+                <w:sz w:val="20"/>
+              </w:rPr>
+              <w:t>Verified. Payment updates balance, generates notification, and sends SMS receipt.</w:t>
+            </w:r>
+          </w:p>
+        </w:tc>
+      </w:tr>
+      <w:tr>
+        <w:tc>
+          <w:tcPr>
+            <w:tcW w:type="dxa" w:w="1728"/>
+            <w:shd w:fill="F8FAFC"/>
+          </w:tcPr>
+          <w:p>
+            <w:pPr>
+              <w:spacing w:line="288" w:lineRule="auto" w:after="40"/>
+            </w:pPr>
+            <w:r>
+              <w:rPr>
+                <w:rFonts w:ascii="Times New Roman" w:hAnsi="Times New Roman"/>
+                <w:b w:val="0"/>
+                <w:i w:val="0"/>
+                <w:color w:val="000000"/>
+                <w:sz w:val="20"/>
+              </w:rPr>
+              <w:t>TC-14</w:t>
+            </w:r>
+          </w:p>
+        </w:tc>
+        <w:tc>
+          <w:tcPr>
+            <w:tcW w:type="dxa" w:w="1728"/>
+            <w:shd w:fill="F8FAFC"/>
+          </w:tcPr>
+          <w:p>
+            <w:pPr>
+              <w:spacing w:line="288" w:lineRule="auto" w:after="40"/>
+            </w:pPr>
+            <w:r>
+              <w:rPr>
+                <w:rFonts w:ascii="Times New Roman" w:hAnsi="Times New Roman"/>
+                <w:b w:val="0"/>
+                <w:i w:val="0"/>
+                <w:color w:val="000000"/>
+                <w:sz w:val="20"/>
+              </w:rPr>
+              <w:t>Expanded RBAC Permissions</w:t>
+            </w:r>
+          </w:p>
+        </w:tc>
+        <w:tc>
+          <w:tcPr>
+            <w:tcW w:type="dxa" w:w="1728"/>
+            <w:shd w:fill="F8FAFC"/>
+          </w:tcPr>
+          <w:p>
+            <w:pPr>
+              <w:spacing w:line="288" w:lineRule="auto" w:after="40"/>
+            </w:pPr>
+            <w:r>
+              <w:rPr>
+                <w:rFonts w:ascii="Times New Roman" w:hAnsi="Times New Roman"/>
+                <w:b w:val="0"/>
+                <w:i w:val="0"/>
+                <w:color w:val="000000"/>
+                <w:sz w:val="20"/>
+              </w:rPr>
+              <w:t>18 granular permissions across 8 groups control sidebar visibility and route access.</w:t>
+            </w:r>
+          </w:p>
+        </w:tc>
+        <w:tc>
+          <w:tcPr>
+            <w:tcW w:type="dxa" w:w="1728"/>
+            <w:shd w:fill="F8FAFC"/>
+          </w:tcPr>
+          <w:p>
+            <w:pPr>
+              <w:spacing w:line="288" w:lineRule="auto" w:after="40"/>
+            </w:pPr>
+            <w:r>
+              <w:rPr>
+                <w:rFonts w:ascii="Times New Roman" w:hAnsi="Times New Roman"/>
+                <w:b w:val="0"/>
+                <w:i w:val="0"/>
+                <w:color w:val="000000"/>
+                <w:sz w:val="20"/>
+              </w:rPr>
+              <w:t>PASS</w:t>
+            </w:r>
+          </w:p>
+        </w:tc>
+        <w:tc>
+          <w:tcPr>
+            <w:tcW w:type="dxa" w:w="1728"/>
+            <w:shd w:fill="F8FAFC"/>
+          </w:tcPr>
+          <w:p>
+            <w:pPr>
+              <w:spacing w:line="288" w:lineRule="auto" w:after="40"/>
+            </w:pPr>
+            <w:r>
+              <w:rPr>
+                <w:rFonts w:ascii="Times New Roman" w:hAnsi="Times New Roman"/>
+                <w:b w:val="0"/>
+                <w:i w:val="0"/>
+                <w:color w:val="000000"/>
+                <w:sz w:val="20"/>
+              </w:rPr>
+              <w:t>Verified. Staff sees only permitted views; Owner has full access.</w:t>
+            </w:r>
+          </w:p>
+        </w:tc>
+      </w:tr>
     </w:tbl>
     <w:p/>
     <w:sectPr>

--- a/SoluoPrint_CSCD602_Submission/Testing_Report.docx
+++ b/SoluoPrint_CSCD602_Submission/Testing_Report.docx
@@ -1750,6 +1750,113 @@
           </w:p>
         </w:tc>
       </w:tr>
+      <w:tr>
+        <w:tc>
+          <w:tcPr>
+            <w:tcW w:type="dxa" w:w="1728"/>
+            <w:shd w:fill="FFFFFF"/>
+          </w:tcPr>
+          <w:p>
+            <w:pPr>
+              <w:spacing w:line="288" w:lineRule="auto" w:after="40"/>
+            </w:pPr>
+            <w:r>
+              <w:rPr>
+                <w:rFonts w:ascii="Times New Roman" w:hAnsi="Times New Roman"/>
+                <w:b w:val="0"/>
+                <w:i w:val="0"/>
+                <w:color w:val="000000"/>
+                <w:sz w:val="20"/>
+              </w:rPr>
+              <w:t>TC-15</w:t>
+            </w:r>
+          </w:p>
+        </w:tc>
+        <w:tc>
+          <w:tcPr>
+            <w:tcW w:type="dxa" w:w="1728"/>
+            <w:shd w:fill="FFFFFF"/>
+          </w:tcPr>
+          <w:p>
+            <w:pPr>
+              <w:spacing w:line="288" w:lineRule="auto" w:after="40"/>
+            </w:pPr>
+            <w:r>
+              <w:rPr>
+                <w:rFonts w:ascii="Times New Roman" w:hAnsi="Times New Roman"/>
+                <w:b w:val="0"/>
+                <w:i w:val="0"/>
+                <w:color w:val="000000"/>
+                <w:sz w:val="20"/>
+              </w:rPr>
+              <w:t>Audit &amp; Activity Logging</w:t>
+            </w:r>
+          </w:p>
+        </w:tc>
+        <w:tc>
+          <w:tcPr>
+            <w:tcW w:type="dxa" w:w="1728"/>
+            <w:shd w:fill="FFFFFF"/>
+          </w:tcPr>
+          <w:p>
+            <w:pPr>
+              <w:spacing w:line="288" w:lineRule="auto" w:after="40"/>
+            </w:pPr>
+            <w:r>
+              <w:rPr>
+                <w:rFonts w:ascii="Times New Roman" w:hAnsi="Times New Roman"/>
+                <w:b w:val="0"/>
+                <w:i w:val="0"/>
+                <w:color w:val="000000"/>
+                <w:sz w:val="20"/>
+              </w:rPr>
+              <w:t>Logins, job uploads, deletions, user additions, and payments captured in audit_logs with CSV export.</w:t>
+            </w:r>
+          </w:p>
+        </w:tc>
+        <w:tc>
+          <w:tcPr>
+            <w:tcW w:type="dxa" w:w="1728"/>
+            <w:shd w:fill="FFFFFF"/>
+          </w:tcPr>
+          <w:p>
+            <w:pPr>
+              <w:spacing w:line="288" w:lineRule="auto" w:after="40"/>
+            </w:pPr>
+            <w:r>
+              <w:rPr>
+                <w:rFonts w:ascii="Times New Roman" w:hAnsi="Times New Roman"/>
+                <w:b w:val="0"/>
+                <w:i w:val="0"/>
+                <w:color w:val="000000"/>
+                <w:sz w:val="20"/>
+              </w:rPr>
+              <w:t>PASS</w:t>
+            </w:r>
+          </w:p>
+        </w:tc>
+        <w:tc>
+          <w:tcPr>
+            <w:tcW w:type="dxa" w:w="1728"/>
+            <w:shd w:fill="FFFFFF"/>
+          </w:tcPr>
+          <w:p>
+            <w:pPr>
+              <w:spacing w:line="288" w:lineRule="auto" w:after="40"/>
+            </w:pPr>
+            <w:r>
+              <w:rPr>
+                <w:rFonts w:ascii="Times New Roman" w:hAnsi="Times New Roman"/>
+                <w:b w:val="0"/>
+                <w:i w:val="0"/>
+                <w:color w:val="000000"/>
+                <w:sz w:val="20"/>
+              </w:rPr>
+              <w:t>Verified. System captures real-time audit records across Admin, Staff, and Customer activities.</w:t>
+            </w:r>
+          </w:p>
+        </w:tc>
+      </w:tr>
     </w:tbl>
     <w:p/>
     <w:sectPr>

--- a/SoluoPrint_CSCD602_Submission/Testing_Report.docx
+++ b/SoluoPrint_CSCD602_Submission/Testing_Report.docx
@@ -30,7 +30,7 @@
           <w:color w:val="000000"/>
           <w:sz w:val="24"/>
         </w:rPr>
-        <w:t>Project Title: SoluoPrint - Advanced Print Shop Management System</w:t>
+        <w:t>Project Title: SoluoPrint - Premium All-in-One Print Shop Management (Print/Job management, CRM, Financial Management &amp; Analytics Platform, Automated SMS Notifications)</w:t>
       </w:r>
     </w:p>
     <w:p>
@@ -108,7 +108,7 @@
                 <w:color w:val="334155"/>
                 <w:sz w:val="21"/>
               </w:rPr>
-              <w:t>Comprehensive black-box functional testing, integration verification, security checks, and usability validation performed across all live routes on https://print.soluotech.com.</w:t>
+              <w:t>Comprehensive black-box functional testing, integration verification, security checks, and usability validation performed across all live routes on https://print.soluotech.com. The test coverage spans Admin, Customer, and External API interfaces.</w:t>
             </w:r>
           </w:p>
         </w:tc>
@@ -568,7 +568,7 @@
                 <w:color w:val="000000"/>
                 <w:sz w:val="20"/>
               </w:rPr>
-              <w:t>Defect: Initial hook crash. Fix: Reordered useMemo hooks prior to conditional returns.</w:t>
+              <w:t>Defect: Hook crash on state. Fix: Reordered useMemo hooks prior to conditional returns.</w:t>
             </w:r>
           </w:p>
         </w:tc>
